--- a/public/理想原生v4.0-使用说明.docx
+++ b/public/理想原生v4.0-使用说明.docx
@@ -14,7 +14,7 @@
         <w:rPr>
           <w:rFonts w:hint="eastAsia" w:ascii="方正VDL哥特明朝 简 M" w:hAnsi="方正VDL哥特明朝 简 M" w:eastAsia="方正VDL哥特明朝 简 M" w:cs="方正VDL哥特明朝 简 M"/>
         </w:rPr>
-        <w:t>理想原生 v3.0 — 使用说明</w:t>
+        <w:t>理想原生 v4.0 — 使用说明</w:t>
       </w:r>
     </w:p>
     <w:p>
@@ -624,7 +624,7 @@
         <w:rPr>
           <w:rFonts w:hint="eastAsia" w:ascii="方正VDL哥特明朝 简 M" w:hAnsi="方正VDL哥特明朝 简 M" w:eastAsia="方正VDL哥特明朝 简 M" w:cs="方正VDL哥特明朝 简 M"/>
         </w:rPr>
-        <w:t>• 左侧导航栏点击步骤编号可快速跳转到对应卡片。</w:t>
+        <w:t>左侧导航栏点击步骤编号可一键跳转到对应卡片。右侧面板实时显示角色属性和操作按钮。</w:t>
       </w:r>
       <w:r>
         <w:rPr>
@@ -636,7 +636,7 @@
         <w:rPr>
           <w:rFonts w:hint="eastAsia" w:ascii="方正VDL哥特明朝 简 M" w:hAnsi="方正VDL哥特明朝 简 M" w:eastAsia="方正VDL哥特明朝 简 M" w:cs="方正VDL哥特明朝 简 M"/>
         </w:rPr>
-        <w:t>• 卡片之间切换有左右滑动动画，前进向右滑、后退向左滑。</w:t>
+        <w:t>竖屏信息流布局，使用鼠标滚轮（桌面端）或触屏滑动（移动端）即可切换卡片，一次滚动一张，流畅自然。</w:t>
       </w:r>
       <w:r>
         <w:rPr>
@@ -648,7 +648,7 @@
         <w:rPr>
           <w:rFonts w:hint="eastAsia" w:ascii="方正VDL哥特明朝 简 M" w:hAnsi="方正VDL哥特明朝 简 M" w:eastAsia="方正VDL哥特明朝 简 M" w:cs="方正VDL哥特明朝 简 M"/>
         </w:rPr>
-        <w:t>• 右下角「上一步」和「下一步」按钮可顺序浏览所有卡片。</w:t>
+        <w:t>在任意卡片内向下滚动可查看完整内容。长卡片（天赋、圣遗物等）支持折叠/展开，点击折叠面板标题即可。</w:t>
       </w:r>
       <w:r>
         <w:rPr>
